--- a/por/docx/51.content.docx
+++ b/por/docx/51.content.docx
@@ -6157,18 +6157,12 @@
         </w:rPr>
         <w:t xml:space="preserve"> é o oposto da “autoridade das trevas” no próximo versículo (</w:t>
       </w:r>
-      <w:hyperlink r:id="rId13">
-        <w:r>
-          <w:rPr>
-            <w:lang w:val="pt_PT" w:bidi="pt_PT"/>
-          </w:rPr>
-          <w:rPr>
-            <w:color w:val="0000EE"/>
-            <w:u w:val="single"/>
-          </w:rPr>
-          <w:t>1.13</w:t>
-        </w:r>
-      </w:hyperlink>
+      <w:r>
+        <w:rPr>
+          <w:lang w:val="pt_PT" w:bidi="pt_PT"/>
+        </w:rPr>
+        <w:t>1.13</w:t>
+      </w:r>
       <w:r>
         <w:rPr>
           <w:lang w:val="pt_PT" w:bidi="pt_PT"/>
@@ -6985,18 +6979,12 @@
         </w:rPr>
         <w:t xml:space="preserve"> é um título importante que descreve a relação entre Deus Pai (mencionado no versículo anterior (</w:t>
       </w:r>
-      <w:hyperlink r:id="rId14">
-        <w:r>
-          <w:rPr>
-            <w:lang w:val="pt_PT" w:bidi="pt_PT"/>
-          </w:rPr>
-          <w:rPr>
-            <w:color w:val="0000EE"/>
-            <w:u w:val="single"/>
-          </w:rPr>
-          <w:t>1.12</w:t>
-        </w:r>
-      </w:hyperlink>
+      <w:r>
+        <w:rPr>
+          <w:lang w:val="pt_PT" w:bidi="pt_PT"/>
+        </w:rPr>
+        <w:t>1.12</w:t>
+      </w:r>
       <w:r>
         <w:rPr>
           <w:lang w:val="pt_PT" w:bidi="pt_PT"/>
@@ -15399,18 +15387,12 @@
         </w:rPr>
         <w:t xml:space="preserve">Aqui Paulo chama “a mensagem de Deus,” de </w:t>
       </w:r>
-      <w:hyperlink r:id="rId15">
-        <w:r>
-          <w:rPr>
-            <w:lang w:val="pt_PT" w:bidi="pt_PT"/>
-          </w:rPr>
-          <w:rPr>
-            <w:color w:val="0000EE"/>
-            <w:u w:val="single"/>
-          </w:rPr>
-          <w:t>1.25</w:t>
-        </w:r>
-      </w:hyperlink>
+      <w:r>
+        <w:rPr>
+          <w:lang w:val="pt_PT" w:bidi="pt_PT"/>
+        </w:rPr>
+        <w:t>1.25</w:t>
+      </w:r>
       <w:r>
         <w:rPr>
           <w:lang w:val="pt_PT" w:bidi="pt_PT"/>
@@ -18091,18 +18073,12 @@
         </w:rPr>
         <w:t xml:space="preserve"> introduz a razão pela qual Paulo lhes contou em </w:t>
       </w:r>
-      <w:hyperlink r:id="rId16">
-        <w:r>
-          <w:rPr>
-            <w:lang w:val="pt_PT" w:bidi="pt_PT"/>
-          </w:rPr>
-          <w:rPr>
-            <w:color w:val="0000EE"/>
-            <w:u w:val="single"/>
-          </w:rPr>
-          <w:t>1.29</w:t>
-        </w:r>
-      </w:hyperlink>
+      <w:r>
+        <w:rPr>
+          <w:lang w:val="pt_PT" w:bidi="pt_PT"/>
+        </w:rPr>
+        <w:t>1.29</w:t>
+      </w:r>
       <w:r>
         <w:rPr>
           <w:lang w:val="pt_PT" w:bidi="pt_PT"/>
@@ -18233,18 +18209,12 @@
         </w:rPr>
         <w:t xml:space="preserve"> está diretamente relacionada à palavra “tarefa” em </w:t>
       </w:r>
-      <w:hyperlink r:id="rId16">
-        <w:r>
-          <w:rPr>
-            <w:lang w:val="pt_PT" w:bidi="pt_PT"/>
-          </w:rPr>
-          <w:rPr>
-            <w:color w:val="0000EE"/>
-            <w:u w:val="single"/>
-          </w:rPr>
-          <w:t>1.29</w:t>
-        </w:r>
-      </w:hyperlink>
+      <w:r>
+        <w:rPr>
+          <w:lang w:val="pt_PT" w:bidi="pt_PT"/>
+        </w:rPr>
+        <w:t>1.29</w:t>
+      </w:r>
       <w:r>
         <w:rPr>
           <w:lang w:val="pt_PT" w:bidi="pt_PT"/>
@@ -20998,18 +20968,12 @@
         </w:rPr>
         <w:t xml:space="preserve"> refere-se ao que Paulo disse em </w:t>
       </w:r>
-      <w:hyperlink r:id="rId17">
-        <w:r>
-          <w:rPr>
-            <w:lang w:val="pt_PT" w:bidi="pt_PT"/>
-          </w:rPr>
-          <w:rPr>
-            <w:color w:val="0000EE"/>
-            <w:u w:val="single"/>
-          </w:rPr>
-          <w:t>2.2–3</w:t>
-        </w:r>
-      </w:hyperlink>
+      <w:r>
+        <w:rPr>
+          <w:lang w:val="pt_PT" w:bidi="pt_PT"/>
+        </w:rPr>
+        <w:t>2.2–3</w:t>
+      </w:r>
       <w:r>
         <w:rPr>
           <w:lang w:val="pt_PT" w:bidi="pt_PT"/>
@@ -21342,18 +21306,12 @@
         </w:rPr>
         <w:t xml:space="preserve"> oferece mais suporte para o motivo pelo qual os colossenses não devem ser “enganados” (</w:t>
       </w:r>
-      <w:hyperlink r:id="rId18">
-        <w:r>
-          <w:rPr>
-            <w:lang w:val="pt_PT" w:bidi="pt_PT"/>
-          </w:rPr>
-          <w:rPr>
-            <w:color w:val="0000EE"/>
-            <w:u w:val="single"/>
-          </w:rPr>
-          <w:t>2.4</w:t>
-        </w:r>
-      </w:hyperlink>
+      <w:r>
+        <w:rPr>
+          <w:lang w:val="pt_PT" w:bidi="pt_PT"/>
+        </w:rPr>
+        <w:t>2.4</w:t>
+      </w:r>
       <w:r>
         <w:rPr>
           <w:lang w:val="pt_PT" w:bidi="pt_PT"/>
@@ -22743,18 +22701,12 @@
         </w:rPr>
         <w:t xml:space="preserve"> faz uma inferência ou conclusão do que Paulo disse em </w:t>
       </w:r>
-      <w:hyperlink r:id="rId19">
-        <w:r>
-          <w:rPr>
-            <w:lang w:val="pt_PT" w:bidi="pt_PT"/>
-          </w:rPr>
-          <w:rPr>
-            <w:color w:val="0000EE"/>
-            <w:u w:val="single"/>
-          </w:rPr>
-          <w:t>2.1–5</w:t>
-        </w:r>
-      </w:hyperlink>
+      <w:r>
+        <w:rPr>
+          <w:lang w:val="pt_PT" w:bidi="pt_PT"/>
+        </w:rPr>
+        <w:t>2.1–5</w:t>
+      </w:r>
       <w:r>
         <w:rPr>
           <w:lang w:val="pt_PT" w:bidi="pt_PT"/>
@@ -23218,18 +23170,12 @@
         </w:rPr>
         <w:t>Paulo usa esses verbos para exemplificar como os colossenses devem “viver unidos com” o Messias (</w:t>
       </w:r>
-      <w:hyperlink r:id="rId20">
-        <w:r>
-          <w:rPr>
-            <w:lang w:val="pt_PT" w:bidi="pt_PT"/>
-          </w:rPr>
-          <w:rPr>
-            <w:color w:val="0000EE"/>
-            <w:u w:val="single"/>
-          </w:rPr>
-          <w:t>2.6</w:t>
-        </w:r>
-      </w:hyperlink>
+      <w:r>
+        <w:rPr>
+          <w:lang w:val="pt_PT" w:bidi="pt_PT"/>
+        </w:rPr>
+        <w:t>2.6</w:t>
+      </w:r>
       <w:r>
         <w:rPr>
           <w:lang w:val="pt_PT" w:bidi="pt_PT"/>
@@ -23848,18 +23794,12 @@
         </w:rPr>
         <w:t xml:space="preserve">Se o seu idioma não usa essa forma passiva, você pode traduzir este verbo: (1) em sua forma ativa com Epafras como sujeito (sabemos que ele foi o professor deles de </w:t>
       </w:r>
-      <w:hyperlink r:id="rId21">
-        <w:r>
-          <w:rPr>
-            <w:lang w:val="pt_PT" w:bidi="pt_PT"/>
-          </w:rPr>
-          <w:rPr>
-            <w:color w:val="0000EE"/>
-            <w:u w:val="single"/>
-          </w:rPr>
-          <w:t>1.7</w:t>
-        </w:r>
-      </w:hyperlink>
+      <w:r>
+        <w:rPr>
+          <w:lang w:val="pt_PT" w:bidi="pt_PT"/>
+        </w:rPr>
+        <w:t>1.7</w:t>
+      </w:r>
       <w:r>
         <w:rPr>
           <w:lang w:val="pt_PT" w:bidi="pt_PT"/>
@@ -25078,18 +25018,12 @@
         </w:rPr>
         <w:t xml:space="preserve"> introduz a razão pela qual os colossenses precisam estar atentos a qualquer ensino que seja “não segundo Cristo” (</w:t>
       </w:r>
-      <w:hyperlink r:id="rId22">
-        <w:r>
-          <w:rPr>
-            <w:lang w:val="pt_PT" w:bidi="pt_PT"/>
-          </w:rPr>
-          <w:rPr>
-            <w:color w:val="0000EE"/>
-            <w:u w:val="single"/>
-          </w:rPr>
-          <w:t>2.8</w:t>
-        </w:r>
-      </w:hyperlink>
+      <w:r>
+        <w:rPr>
+          <w:lang w:val="pt_PT" w:bidi="pt_PT"/>
+        </w:rPr>
+        <w:t>2.8</w:t>
+      </w:r>
       <w:r>
         <w:rPr>
           <w:lang w:val="pt_PT" w:bidi="pt_PT"/>
@@ -25481,36 +25415,24 @@
         </w:rPr>
         <w:t xml:space="preserve"> introduz outra razão pela qual os colossenses precisam estar atentos a qualquer um que ofereça ensinamentos que não sejam “de acordo com Cristo” (</w:t>
       </w:r>
-      <w:hyperlink r:id="rId22">
-        <w:r>
-          <w:rPr>
-            <w:lang w:val="pt_PT" w:bidi="pt_PT"/>
-          </w:rPr>
-          <w:rPr>
-            <w:color w:val="0000EE"/>
-            <w:u w:val="single"/>
-          </w:rPr>
-          <w:t>2.8</w:t>
-        </w:r>
-      </w:hyperlink>
+      <w:r>
+        <w:rPr>
+          <w:lang w:val="pt_PT" w:bidi="pt_PT"/>
+        </w:rPr>
+        <w:t>2.8</w:t>
+      </w:r>
       <w:r>
         <w:rPr>
           <w:lang w:val="pt_PT" w:bidi="pt_PT"/>
         </w:rPr>
         <w:t>): não apenas Cristo é totalmente Deus (</w:t>
       </w:r>
-      <w:hyperlink r:id="rId23">
-        <w:r>
-          <w:rPr>
-            <w:lang w:val="pt_PT" w:bidi="pt_PT"/>
-          </w:rPr>
-          <w:rPr>
-            <w:color w:val="0000EE"/>
-            <w:u w:val="single"/>
-          </w:rPr>
-          <w:t>2.9</w:t>
-        </w:r>
-      </w:hyperlink>
+      <w:r>
+        <w:rPr>
+          <w:lang w:val="pt_PT" w:bidi="pt_PT"/>
+        </w:rPr>
+        <w:t>2.9</w:t>
+      </w:r>
       <w:r>
         <w:rPr>
           <w:lang w:val="pt_PT" w:bidi="pt_PT"/>
@@ -25641,36 +25563,24 @@
         </w:rPr>
         <w:t xml:space="preserve"> é muito semelhante à palavra que Paulo usou em </w:t>
       </w:r>
-      <w:hyperlink r:id="rId23">
-        <w:r>
-          <w:rPr>
-            <w:lang w:val="pt_PT" w:bidi="pt_PT"/>
-          </w:rPr>
-          <w:rPr>
-            <w:color w:val="0000EE"/>
-            <w:u w:val="single"/>
-          </w:rPr>
-          <w:t>2.9</w:t>
-        </w:r>
-      </w:hyperlink>
+      <w:r>
+        <w:rPr>
+          <w:lang w:val="pt_PT" w:bidi="pt_PT"/>
+        </w:rPr>
+        <w:t>2.9</w:t>
+      </w:r>
       <w:r>
         <w:rPr>
           <w:lang w:val="pt_PT" w:bidi="pt_PT"/>
         </w:rPr>
         <w:t xml:space="preserve"> para “plenitude”. Se o seu idioma usa palavras semelhantes nessas duas frases, você pode usar uma palavra como a que usou em </w:t>
       </w:r>
-      <w:hyperlink r:id="rId23">
-        <w:r>
-          <w:rPr>
-            <w:lang w:val="pt_PT" w:bidi="pt_PT"/>
-          </w:rPr>
-          <w:rPr>
-            <w:color w:val="0000EE"/>
-            <w:u w:val="single"/>
-          </w:rPr>
-          <w:t>2.9</w:t>
-        </w:r>
-      </w:hyperlink>
+      <w:r>
+        <w:rPr>
+          <w:lang w:val="pt_PT" w:bidi="pt_PT"/>
+        </w:rPr>
+        <w:t>2.9</w:t>
+      </w:r>
       <w:r>
         <w:rPr>
           <w:lang w:val="pt_PT" w:bidi="pt_PT"/>
@@ -26023,18 +25933,12 @@
         </w:rPr>
         <w:t xml:space="preserve"> de outras maneiras. Essas palavras poderiam se referir a: (1) seres espirituais poderosos, como em </w:t>
       </w:r>
-      <w:hyperlink r:id="rId24">
-        <w:r>
-          <w:rPr>
-            <w:lang w:val="pt_PT" w:bidi="pt_PT"/>
-          </w:rPr>
-          <w:rPr>
-            <w:color w:val="0000EE"/>
-            <w:u w:val="single"/>
-          </w:rPr>
-          <w:t>1.16</w:t>
-        </w:r>
-      </w:hyperlink>
+      <w:r>
+        <w:rPr>
+          <w:lang w:val="pt_PT" w:bidi="pt_PT"/>
+        </w:rPr>
+        <w:t>1.16</w:t>
+      </w:r>
       <w:r>
         <w:rPr>
           <w:lang w:val="pt_PT" w:bidi="pt_PT"/>
@@ -28545,18 +28449,12 @@
         </w:rPr>
         <w:t xml:space="preserve"> poderia se referir a: (1) como os colossenses não eram judeus circuncidados e, portanto, não faziam parte do povo de Deus. Tradução alternativa: “entre os não judeus sem as promessas de Deus” ou “sem circuncisão, já que vocês são gentios”; (2) à metáfora sobre a circuncisão em </w:t>
       </w:r>
-      <w:hyperlink r:id="rId25">
-        <w:r>
-          <w:rPr>
-            <w:lang w:val="pt_PT" w:bidi="pt_PT"/>
-          </w:rPr>
-          <w:rPr>
-            <w:color w:val="0000EE"/>
-            <w:u w:val="single"/>
-          </w:rPr>
-          <w:t>2.11</w:t>
-        </w:r>
-      </w:hyperlink>
+      <w:r>
+        <w:rPr>
+          <w:lang w:val="pt_PT" w:bidi="pt_PT"/>
+        </w:rPr>
+        <w:t>2.11</w:t>
+      </w:r>
       <w:r>
         <w:rPr>
           <w:lang w:val="pt_PT" w:bidi="pt_PT"/>
@@ -29627,36 +29525,24 @@
         </w:rPr>
         <w:t xml:space="preserve">Assim como em </w:t>
       </w:r>
-      <w:hyperlink r:id="rId24">
-        <w:r>
-          <w:rPr>
-            <w:lang w:val="pt_PT" w:bidi="pt_PT"/>
-          </w:rPr>
-          <w:rPr>
-            <w:color w:val="0000EE"/>
-            <w:u w:val="single"/>
-          </w:rPr>
-          <w:t>1.16</w:t>
-        </w:r>
-      </w:hyperlink>
+      <w:r>
+        <w:rPr>
+          <w:lang w:val="pt_PT" w:bidi="pt_PT"/>
+        </w:rPr>
+        <w:t>1.16</w:t>
+      </w:r>
       <w:r>
         <w:rPr>
           <w:lang w:val="pt_PT" w:bidi="pt_PT"/>
         </w:rPr>
         <w:t xml:space="preserve"> e </w:t>
       </w:r>
-      <w:hyperlink r:id="rId26">
-        <w:r>
-          <w:rPr>
-            <w:lang w:val="pt_PT" w:bidi="pt_PT"/>
-          </w:rPr>
-          <w:rPr>
-            <w:color w:val="0000EE"/>
-            <w:u w:val="single"/>
-          </w:rPr>
-          <w:t>2.10</w:t>
-        </w:r>
-      </w:hyperlink>
+      <w:r>
+        <w:rPr>
+          <w:lang w:val="pt_PT" w:bidi="pt_PT"/>
+        </w:rPr>
+        <w:t>2.10</w:t>
+      </w:r>
       <w:r>
         <w:rPr>
           <w:lang w:val="pt_PT" w:bidi="pt_PT"/>
@@ -29878,36 +29764,24 @@
         </w:rPr>
         <w:t xml:space="preserve"> indica uma inferência ou conclusão do que Paulo já disse, que pode ser encontrado em </w:t>
       </w:r>
-      <w:hyperlink r:id="rId27">
-        <w:r>
-          <w:rPr>
-            <w:lang w:val="pt_PT" w:bidi="pt_PT"/>
-          </w:rPr>
-          <w:rPr>
-            <w:color w:val="0000EE"/>
-            <w:u w:val="single"/>
-          </w:rPr>
-          <w:t>2.9–15</w:t>
-        </w:r>
-      </w:hyperlink>
+      <w:r>
+        <w:rPr>
+          <w:lang w:val="pt_PT" w:bidi="pt_PT"/>
+        </w:rPr>
+        <w:t>2.9–15</w:t>
+      </w:r>
       <w:r>
         <w:rPr>
           <w:lang w:val="pt_PT" w:bidi="pt_PT"/>
         </w:rPr>
         <w:t xml:space="preserve">: na obra de Cristo, os colossenses receberam nova vida e os poderes que governam este mundo foram derrotados. Por causa dessas coisas que aconteceram, os colossenses não devem permitir que outros os julguem em relação ao seu comportamento. Paulo está continuando o aviso contra falsos mestres que ele começou em </w:t>
       </w:r>
-      <w:hyperlink r:id="rId22">
-        <w:r>
-          <w:rPr>
-            <w:lang w:val="pt_PT" w:bidi="pt_PT"/>
-          </w:rPr>
-          <w:rPr>
-            <w:color w:val="0000EE"/>
-            <w:u w:val="single"/>
-          </w:rPr>
-          <w:t>2.8</w:t>
-        </w:r>
-      </w:hyperlink>
+      <w:r>
+        <w:rPr>
+          <w:lang w:val="pt_PT" w:bidi="pt_PT"/>
+        </w:rPr>
+        <w:t>2.8</w:t>
+      </w:r>
       <w:r>
         <w:rPr>
           <w:lang w:val="pt_PT" w:bidi="pt_PT"/>
@@ -31167,18 +31041,12 @@
         </w:rPr>
         <w:t xml:space="preserve">Aqui, Paulo se refere aos falsos mestres como se fossem juízes ou árbitros em uma competição, capazes de decidir contra os colossenses e impedi-los de receber o prêmio por vencer a competição. Esta metáfora se alinha com a linguagem de “julgar” em </w:t>
       </w:r>
-      <w:hyperlink r:id="rId28">
-        <w:r>
-          <w:rPr>
-            <w:lang w:val="pt_PT" w:bidi="pt_PT"/>
-          </w:rPr>
-          <w:rPr>
-            <w:color w:val="0000EE"/>
-            <w:u w:val="single"/>
-          </w:rPr>
-          <w:t>2.16</w:t>
-        </w:r>
-      </w:hyperlink>
+      <w:r>
+        <w:rPr>
+          <w:lang w:val="pt_PT" w:bidi="pt_PT"/>
+        </w:rPr>
+        <w:t>2.16</w:t>
+      </w:r>
       <w:r>
         <w:rPr>
           <w:lang w:val="pt_PT" w:bidi="pt_PT"/>
@@ -33156,18 +33024,12 @@
         </w:rPr>
         <w:t>Paulo agora retorna a uma metáfora que usou anteriormente: os crentes morreram e foram "sepultados com" Cristo (</w:t>
       </w:r>
-      <w:hyperlink r:id="rId29">
-        <w:r>
-          <w:rPr>
-            <w:lang w:val="pt_PT" w:bidi="pt_PT"/>
-          </w:rPr>
-          <w:rPr>
-            <w:color w:val="0000EE"/>
-            <w:u w:val="single"/>
-          </w:rPr>
-          <w:t>2.12</w:t>
-        </w:r>
-      </w:hyperlink>
+      <w:r>
+        <w:rPr>
+          <w:lang w:val="pt_PT" w:bidi="pt_PT"/>
+        </w:rPr>
+        <w:t>2.12</w:t>
+      </w:r>
       <w:r>
         <w:rPr>
           <w:lang w:val="pt_PT" w:bidi="pt_PT"/>
@@ -33383,18 +33245,12 @@
         </w:rPr>
         <w:t xml:space="preserve">Como em </w:t>
       </w:r>
-      <w:hyperlink r:id="rId22">
-        <w:r>
-          <w:rPr>
-            <w:lang w:val="pt_PT" w:bidi="pt_PT"/>
-          </w:rPr>
-          <w:rPr>
-            <w:color w:val="0000EE"/>
-            <w:u w:val="single"/>
-          </w:rPr>
-          <w:t>2.8</w:t>
-        </w:r>
-      </w:hyperlink>
+      <w:r>
+        <w:rPr>
+          <w:lang w:val="pt_PT" w:bidi="pt_PT"/>
+        </w:rPr>
+        <w:t>2.8</w:t>
+      </w:r>
       <w:r>
         <w:rPr>
           <w:lang w:val="pt_PT" w:bidi="pt_PT"/>
@@ -34243,18 +34099,12 @@
         </w:rPr>
         <w:t xml:space="preserve">Este versículo apresenta três ordens que não são de Paulo, mas sim exemplos dos “decretos” de </w:t>
       </w:r>
-      <w:hyperlink r:id="rId30">
-        <w:r>
-          <w:rPr>
-            <w:lang w:val="pt_PT" w:bidi="pt_PT"/>
-          </w:rPr>
-          <w:rPr>
-            <w:color w:val="0000EE"/>
-            <w:u w:val="single"/>
-          </w:rPr>
-          <w:t>2.20</w:t>
-        </w:r>
-      </w:hyperlink>
+      <w:r>
+        <w:rPr>
+          <w:lang w:val="pt_PT" w:bidi="pt_PT"/>
+        </w:rPr>
+        <w:t>2.20</w:t>
+      </w:r>
       <w:r>
         <w:rPr>
           <w:lang w:val="pt_PT" w:bidi="pt_PT"/>
@@ -36621,18 +36471,12 @@
         </w:rPr>
         <w:t xml:space="preserve"> introduz uma exortação baseada no que Paulo já disse sobre ser “ressuscitado com Cristo” em </w:t>
       </w:r>
-      <w:hyperlink r:id="rId29">
-        <w:r>
-          <w:rPr>
-            <w:lang w:val="pt_PT" w:bidi="pt_PT"/>
-          </w:rPr>
-          <w:rPr>
-            <w:color w:val="0000EE"/>
-            <w:u w:val="single"/>
-          </w:rPr>
-          <w:t>2.12</w:t>
-        </w:r>
-      </w:hyperlink>
+      <w:r>
+        <w:rPr>
+          <w:lang w:val="pt_PT" w:bidi="pt_PT"/>
+        </w:rPr>
+        <w:t>2.12</w:t>
+      </w:r>
       <w:r>
         <w:rPr>
           <w:lang w:val="pt_PT" w:bidi="pt_PT"/>
@@ -37698,18 +37542,12 @@
         </w:rPr>
         <w:t xml:space="preserve">Assim como em </w:t>
       </w:r>
-      <w:hyperlink r:id="rId31">
-        <w:r>
-          <w:rPr>
-            <w:lang w:val="pt_PT" w:bidi="pt_PT"/>
-          </w:rPr>
-          <w:rPr>
-            <w:color w:val="0000EE"/>
-            <w:u w:val="single"/>
-          </w:rPr>
-          <w:t>3.1</w:t>
-        </w:r>
-      </w:hyperlink>
+      <w:r>
+        <w:rPr>
+          <w:lang w:val="pt_PT" w:bidi="pt_PT"/>
+        </w:rPr>
+        <w:t>3.1</w:t>
+      </w:r>
       <w:r>
         <w:rPr>
           <w:lang w:val="pt_PT" w:bidi="pt_PT"/>
@@ -38023,18 +37861,12 @@
         </w:rPr>
         <w:t xml:space="preserve"> introduz a razão pela qual os colossenses devem pensar nas coisas do alto (</w:t>
       </w:r>
-      <w:hyperlink r:id="rId32">
-        <w:r>
-          <w:rPr>
-            <w:lang w:val="pt_PT" w:bidi="pt_PT"/>
-          </w:rPr>
-          <w:rPr>
-            <w:color w:val="0000EE"/>
-            <w:u w:val="single"/>
-          </w:rPr>
-          <w:t>3.1–2</w:t>
-        </w:r>
-      </w:hyperlink>
+      <w:r>
+        <w:rPr>
+          <w:lang w:val="pt_PT" w:bidi="pt_PT"/>
+        </w:rPr>
+        <w:t>3.1–2</w:t>
+      </w:r>
       <w:r>
         <w:rPr>
           <w:lang w:val="pt_PT" w:bidi="pt_PT"/>
@@ -38152,18 +37984,12 @@
         </w:rPr>
         <w:t xml:space="preserve">Aqui, Paulo expressa de forma ligeiramente diferente a ideia que ele já declarou em </w:t>
       </w:r>
-      <w:hyperlink r:id="rId30">
-        <w:r>
-          <w:rPr>
-            <w:lang w:val="pt_PT" w:bidi="pt_PT"/>
-          </w:rPr>
-          <w:rPr>
-            <w:color w:val="0000EE"/>
-            <w:u w:val="single"/>
-          </w:rPr>
-          <w:t>2.20</w:t>
-        </w:r>
-      </w:hyperlink>
+      <w:r>
+        <w:rPr>
+          <w:lang w:val="pt_PT" w:bidi="pt_PT"/>
+        </w:rPr>
+        <w:t>2.20</w:t>
+      </w:r>
       <w:r>
         <w:rPr>
           <w:lang w:val="pt_PT" w:bidi="pt_PT"/>
@@ -38183,18 +38009,12 @@
         </w:rPr>
         <w:t xml:space="preserve"> com Cristo. Se for útil em seu idioma, você pode traduzir essa ideia como fez em </w:t>
       </w:r>
-      <w:hyperlink r:id="rId30">
-        <w:r>
-          <w:rPr>
-            <w:lang w:val="pt_PT" w:bidi="pt_PT"/>
-          </w:rPr>
-          <w:rPr>
-            <w:color w:val="0000EE"/>
-            <w:u w:val="single"/>
-          </w:rPr>
-          <w:t>2.20</w:t>
-        </w:r>
-      </w:hyperlink>
+      <w:r>
+        <w:rPr>
+          <w:lang w:val="pt_PT" w:bidi="pt_PT"/>
+        </w:rPr>
+        <w:t>2.20</w:t>
+      </w:r>
       <w:r>
         <w:rPr>
           <w:lang w:val="pt_PT" w:bidi="pt_PT"/>
@@ -41623,18 +41443,12 @@
         </w:rPr>
         <w:t xml:space="preserve"> refere-se novamente à lista de pecados em </w:t>
       </w:r>
-      <w:hyperlink r:id="rId33">
-        <w:r>
-          <w:rPr>
-            <w:lang w:val="pt_PT" w:bidi="pt_PT"/>
-          </w:rPr>
-          <w:rPr>
-            <w:color w:val="0000EE"/>
-            <w:u w:val="single"/>
-          </w:rPr>
-          <w:t>3.5</w:t>
-        </w:r>
-      </w:hyperlink>
+      <w:r>
+        <w:rPr>
+          <w:lang w:val="pt_PT" w:bidi="pt_PT"/>
+        </w:rPr>
+        <w:t>3.5</w:t>
+      </w:r>
       <w:r>
         <w:rPr>
           <w:lang w:val="pt_PT" w:bidi="pt_PT"/>
@@ -42290,18 +42104,12 @@
         </w:rPr>
         <w:t xml:space="preserve"> ambos se referem aos pecados mencionados em </w:t>
       </w:r>
-      <w:hyperlink r:id="rId33">
-        <w:r>
-          <w:rPr>
-            <w:lang w:val="pt_PT" w:bidi="pt_PT"/>
-          </w:rPr>
-          <w:rPr>
-            <w:color w:val="0000EE"/>
-            <w:u w:val="single"/>
-          </w:rPr>
-          <w:t>3.5</w:t>
-        </w:r>
-      </w:hyperlink>
+      <w:r>
+        <w:rPr>
+          <w:lang w:val="pt_PT" w:bidi="pt_PT"/>
+        </w:rPr>
+        <w:t>3.5</w:t>
+      </w:r>
       <w:r>
         <w:rPr>
           <w:lang w:val="pt_PT" w:bidi="pt_PT"/>
@@ -42458,18 +42266,12 @@
         </w:rPr>
         <w:t>, em contraste com o comportamento de “anteriormente” (</w:t>
       </w:r>
-      <w:hyperlink r:id="rId34">
-        <w:r>
-          <w:rPr>
-            <w:lang w:val="pt_PT" w:bidi="pt_PT"/>
-          </w:rPr>
-          <w:rPr>
-            <w:color w:val="0000EE"/>
-            <w:u w:val="single"/>
-          </w:rPr>
-          <w:t>3.7</w:t>
-        </w:r>
-      </w:hyperlink>
+      <w:r>
+        <w:rPr>
+          <w:lang w:val="pt_PT" w:bidi="pt_PT"/>
+        </w:rPr>
+        <w:t>3.7</w:t>
+      </w:r>
       <w:r>
         <w:rPr>
           <w:lang w:val="pt_PT" w:bidi="pt_PT"/>
@@ -43498,18 +43300,12 @@
         </w:rPr>
         <w:t xml:space="preserve">Aqui, Paulo usa uma metáfora semelhante à que ele utilizou em </w:t>
       </w:r>
-      <w:hyperlink r:id="rId25">
-        <w:r>
-          <w:rPr>
-            <w:lang w:val="pt_PT" w:bidi="pt_PT"/>
-          </w:rPr>
-          <w:rPr>
-            <w:color w:val="0000EE"/>
-            <w:u w:val="single"/>
-          </w:rPr>
-          <w:t>2.11</w:t>
-        </w:r>
-      </w:hyperlink>
+      <w:r>
+        <w:rPr>
+          <w:lang w:val="pt_PT" w:bidi="pt_PT"/>
+        </w:rPr>
+        <w:t>2.11</w:t>
+      </w:r>
       <w:r>
         <w:rPr>
           <w:lang w:val="pt_PT" w:bidi="pt_PT"/>
@@ -44077,36 +43873,24 @@
         </w:rPr>
         <w:t xml:space="preserve"> é paralela à cláusula que começa com “tendo tirado” no versículo anterior (</w:t>
       </w:r>
-      <w:hyperlink r:id="rId35">
-        <w:r>
-          <w:rPr>
-            <w:lang w:val="pt_PT" w:bidi="pt_PT"/>
-          </w:rPr>
-          <w:rPr>
-            <w:color w:val="0000EE"/>
-            <w:u w:val="single"/>
-          </w:rPr>
-          <w:t>3.9</w:t>
-        </w:r>
-      </w:hyperlink>
+      <w:r>
+        <w:rPr>
+          <w:lang w:val="pt_PT" w:bidi="pt_PT"/>
+        </w:rPr>
+        <w:t>3.9</w:t>
+      </w:r>
       <w:r>
         <w:rPr>
           <w:lang w:val="pt_PT" w:bidi="pt_PT"/>
         </w:rPr>
         <w:t xml:space="preserve">). Traduza esta cláusula com a mesma estrutura que você usou no versículo anterior. Esta cláusula poderia: (1) dar a razão pela qual os colossenses não deveriam mentir uns aos outros (e deveriam despir-se dos pecados listados em </w:t>
       </w:r>
-      <w:hyperlink r:id="rId36">
-        <w:r>
-          <w:rPr>
-            <w:lang w:val="pt_PT" w:bidi="pt_PT"/>
-          </w:rPr>
-          <w:rPr>
-            <w:color w:val="0000EE"/>
-            <w:u w:val="single"/>
-          </w:rPr>
-          <w:t>3.8</w:t>
-        </w:r>
-      </w:hyperlink>
+      <w:r>
+        <w:rPr>
+          <w:lang w:val="pt_PT" w:bidi="pt_PT"/>
+        </w:rPr>
+        <w:t>3.8</w:t>
+      </w:r>
       <w:r>
         <w:rPr>
           <w:lang w:val="pt_PT" w:bidi="pt_PT"/>
@@ -44225,18 +44009,12 @@
         </w:rPr>
         <w:t xml:space="preserve">Aqui, Paulo continua a metáfora de trocar de roupa, que ele começou em </w:t>
       </w:r>
-      <w:hyperlink r:id="rId35">
-        <w:r>
-          <w:rPr>
-            <w:lang w:val="pt_PT" w:bidi="pt_PT"/>
-          </w:rPr>
-          <w:rPr>
-            <w:color w:val="0000EE"/>
-            <w:u w:val="single"/>
-          </w:rPr>
-          <w:t>3.9</w:t>
-        </w:r>
-      </w:hyperlink>
+      <w:r>
+        <w:rPr>
+          <w:lang w:val="pt_PT" w:bidi="pt_PT"/>
+        </w:rPr>
+        <w:t>3.9</w:t>
+      </w:r>
       <w:r>
         <w:rPr>
           <w:lang w:val="pt_PT" w:bidi="pt_PT"/>
@@ -44367,18 +44145,12 @@
         </w:rPr>
         <w:t>Como no versículo anterior (</w:t>
       </w:r>
-      <w:hyperlink r:id="rId35">
-        <w:r>
-          <w:rPr>
-            <w:lang w:val="pt_PT" w:bidi="pt_PT"/>
-          </w:rPr>
-          <w:rPr>
-            <w:color w:val="0000EE"/>
-            <w:u w:val="single"/>
-          </w:rPr>
-          <w:t>3.9</w:t>
-        </w:r>
-      </w:hyperlink>
+      <w:r>
+        <w:rPr>
+          <w:lang w:val="pt_PT" w:bidi="pt_PT"/>
+        </w:rPr>
+        <w:t>3.9</w:t>
+      </w:r>
       <w:r>
         <w:rPr>
           <w:lang w:val="pt_PT" w:bidi="pt_PT"/>
@@ -44757,36 +44529,24 @@
         </w:rPr>
         <w:t xml:space="preserve">, provavelmente se refere a conhecer tanto a Deus (como em </w:t>
       </w:r>
-      <w:hyperlink r:id="rId37">
-        <w:r>
-          <w:rPr>
-            <w:lang w:val="pt_PT" w:bidi="pt_PT"/>
-          </w:rPr>
-          <w:rPr>
-            <w:color w:val="0000EE"/>
-            <w:u w:val="single"/>
-          </w:rPr>
-          <w:t>1.10</w:t>
-        </w:r>
-      </w:hyperlink>
+      <w:r>
+        <w:rPr>
+          <w:lang w:val="pt_PT" w:bidi="pt_PT"/>
+        </w:rPr>
+        <w:t>1.10</w:t>
+      </w:r>
       <w:r>
         <w:rPr>
           <w:lang w:val="pt_PT" w:bidi="pt_PT"/>
         </w:rPr>
         <w:t xml:space="preserve">) quanto a vontade de Deus (como em </w:t>
       </w:r>
-      <w:hyperlink r:id="rId38">
-        <w:r>
-          <w:rPr>
-            <w:lang w:val="pt_PT" w:bidi="pt_PT"/>
-          </w:rPr>
-          <w:rPr>
-            <w:color w:val="0000EE"/>
-            <w:u w:val="single"/>
-          </w:rPr>
-          <w:t>1.9</w:t>
-        </w:r>
-      </w:hyperlink>
+      <w:r>
+        <w:rPr>
+          <w:lang w:val="pt_PT" w:bidi="pt_PT"/>
+        </w:rPr>
+        <w:t>1.9</w:t>
+      </w:r>
       <w:r>
         <w:rPr>
           <w:lang w:val="pt_PT" w:bidi="pt_PT"/>
@@ -46421,18 +46181,12 @@
         </w:rPr>
         <w:t xml:space="preserve">Mais uma vez, Paulo fala daqueles que morreram e ressuscitaram com Cristo. Aqui, em vez de falar dos colossenses estando “em Cristo”, ele inverte a forma, assim como fez em </w:t>
       </w:r>
-      <w:hyperlink r:id="rId39">
-        <w:r>
-          <w:rPr>
-            <w:lang w:val="pt_PT" w:bidi="pt_PT"/>
-          </w:rPr>
-          <w:rPr>
-            <w:color w:val="0000EE"/>
-            <w:u w:val="single"/>
-          </w:rPr>
-          <w:t>1.27</w:t>
-        </w:r>
-      </w:hyperlink>
+      <w:r>
+        <w:rPr>
+          <w:lang w:val="pt_PT" w:bidi="pt_PT"/>
+        </w:rPr>
+        <w:t>1.27</w:t>
+      </w:r>
       <w:r>
         <w:rPr>
           <w:lang w:val="pt_PT" w:bidi="pt_PT"/>
@@ -46452,18 +46206,12 @@
         </w:rPr>
         <w:t xml:space="preserve"> aqueles que acreditam nele. Se possível, traduza esta expressão da mesma forma que você traduziu “Cristo em vocês” em </w:t>
       </w:r>
-      <w:hyperlink r:id="rId39">
-        <w:r>
-          <w:rPr>
-            <w:lang w:val="pt_PT" w:bidi="pt_PT"/>
-          </w:rPr>
-          <w:rPr>
-            <w:color w:val="0000EE"/>
-            <w:u w:val="single"/>
-          </w:rPr>
-          <w:t>1.27</w:t>
-        </w:r>
-      </w:hyperlink>
+      <w:r>
+        <w:rPr>
+          <w:lang w:val="pt_PT" w:bidi="pt_PT"/>
+        </w:rPr>
+        <w:t>1.27</w:t>
+      </w:r>
       <w:r>
         <w:rPr>
           <w:lang w:val="pt_PT" w:bidi="pt_PT"/>
@@ -46594,18 +46342,12 @@
         </w:rPr>
         <w:t xml:space="preserve"> introduz uma exortação baseada no que Paulo já disse aos colossenses em </w:t>
       </w:r>
-      <w:hyperlink r:id="rId40">
-        <w:r>
-          <w:rPr>
-            <w:lang w:val="pt_PT" w:bidi="pt_PT"/>
-          </w:rPr>
-          <w:rPr>
-            <w:color w:val="0000EE"/>
-            <w:u w:val="single"/>
-          </w:rPr>
-          <w:t>3.9–11</w:t>
-        </w:r>
-      </w:hyperlink>
+      <w:r>
+        <w:rPr>
+          <w:lang w:val="pt_PT" w:bidi="pt_PT"/>
+        </w:rPr>
+        <w:t>3.9–11</w:t>
+      </w:r>
       <w:r>
         <w:rPr>
           <w:lang w:val="pt_PT" w:bidi="pt_PT"/>
@@ -46723,18 +46465,12 @@
         </w:rPr>
         <w:t xml:space="preserve"> usa as mesmas palavras que Paulo utilizou em </w:t>
       </w:r>
-      <w:hyperlink r:id="rId41">
-        <w:r>
-          <w:rPr>
-            <w:lang w:val="pt_PT" w:bidi="pt_PT"/>
-          </w:rPr>
-          <w:rPr>
-            <w:color w:val="0000EE"/>
-            <w:u w:val="single"/>
-          </w:rPr>
-          <w:t>3.10</w:t>
-        </w:r>
-      </w:hyperlink>
+      <w:r>
+        <w:rPr>
+          <w:lang w:val="pt_PT" w:bidi="pt_PT"/>
+        </w:rPr>
+        <w:t>3.10</w:t>
+      </w:r>
       <w:r>
         <w:rPr>
           <w:lang w:val="pt_PT" w:bidi="pt_PT"/>
@@ -46780,18 +46516,12 @@
         </w:rPr>
         <w:t xml:space="preserve"> como você fez em </w:t>
       </w:r>
-      <w:hyperlink r:id="rId41">
-        <w:r>
-          <w:rPr>
-            <w:lang w:val="pt_PT" w:bidi="pt_PT"/>
-          </w:rPr>
-          <w:rPr>
-            <w:color w:val="0000EE"/>
-            <w:u w:val="single"/>
-          </w:rPr>
-          <w:t>3.10</w:t>
-        </w:r>
-      </w:hyperlink>
+      <w:r>
+        <w:rPr>
+          <w:lang w:val="pt_PT" w:bidi="pt_PT"/>
+        </w:rPr>
+        <w:t>3.10</w:t>
+      </w:r>
       <w:r>
         <w:rPr>
           <w:lang w:val="pt_PT" w:bidi="pt_PT"/>
@@ -48961,18 +48691,12 @@
         </w:rPr>
         <w:t xml:space="preserve">No texto original, aqui, Paulo omite algumas palavras que podem ser necessárias no seu idioma para formar um pensamento completo. Se o seu idioma incluir mais palavras, você pode inserir as palavras que Paulo sugere, encontradas em </w:t>
       </w:r>
-      <w:hyperlink r:id="rId42">
-        <w:r>
-          <w:rPr>
-            <w:lang w:val="pt_PT" w:bidi="pt_PT"/>
-          </w:rPr>
-          <w:rPr>
-            <w:color w:val="0000EE"/>
-            <w:u w:val="single"/>
-          </w:rPr>
-          <w:t>3.12</w:t>
-        </w:r>
-      </w:hyperlink>
+      <w:r>
+        <w:rPr>
+          <w:lang w:val="pt_PT" w:bidi="pt_PT"/>
+        </w:rPr>
+        <w:t>3.12</w:t>
+      </w:r>
       <w:r>
         <w:rPr>
           <w:lang w:val="pt_PT" w:bidi="pt_PT"/>
@@ -49818,36 +49542,24 @@
         </w:rPr>
         <w:t xml:space="preserve"> está intimamente relacionada à palavra traduzida como “privar do seu prêmio” que Paulo usa em </w:t>
       </w:r>
-      <w:hyperlink r:id="rId43">
-        <w:r>
-          <w:rPr>
-            <w:lang w:val="pt_PT" w:bidi="pt_PT"/>
-          </w:rPr>
-          <w:rPr>
-            <w:color w:val="0000EE"/>
-            <w:u w:val="single"/>
-          </w:rPr>
-          <w:t>2.18</w:t>
-        </w:r>
-      </w:hyperlink>
+      <w:r>
+        <w:rPr>
+          <w:lang w:val="pt_PT" w:bidi="pt_PT"/>
+        </w:rPr>
+        <w:t>2.18</w:t>
+      </w:r>
       <w:r>
         <w:rPr>
           <w:lang w:val="pt_PT" w:bidi="pt_PT"/>
         </w:rPr>
         <w:t xml:space="preserve">: ambas são usadas para um juiz ou árbitro tomando uma decisão, embora em </w:t>
       </w:r>
-      <w:hyperlink r:id="rId43">
-        <w:r>
-          <w:rPr>
-            <w:lang w:val="pt_PT" w:bidi="pt_PT"/>
-          </w:rPr>
-          <w:rPr>
-            <w:color w:val="0000EE"/>
-            <w:u w:val="single"/>
-          </w:rPr>
-          <w:t>2.18</w:t>
-        </w:r>
-      </w:hyperlink>
+      <w:r>
+        <w:rPr>
+          <w:lang w:val="pt_PT" w:bidi="pt_PT"/>
+        </w:rPr>
+        <w:t>2.18</w:t>
+      </w:r>
       <w:r>
         <w:rPr>
           <w:lang w:val="pt_PT" w:bidi="pt_PT"/>
@@ -54882,18 +54594,12 @@
         </w:rPr>
         <w:t xml:space="preserve">. Assim como em </w:t>
       </w:r>
-      <w:hyperlink r:id="rId44">
-        <w:r>
-          <w:rPr>
-            <w:lang w:val="pt_PT" w:bidi="pt_PT"/>
-          </w:rPr>
-          <w:rPr>
-            <w:color w:val="0000EE"/>
-            <w:u w:val="single"/>
-          </w:rPr>
-          <w:t>3.18</w:t>
-        </w:r>
-      </w:hyperlink>
+      <w:r>
+        <w:rPr>
+          <w:lang w:val="pt_PT" w:bidi="pt_PT"/>
+        </w:rPr>
+        <w:t>3.18</w:t>
+      </w:r>
       <w:r>
         <w:rPr>
           <w:lang w:val="pt_PT" w:bidi="pt_PT"/>
@@ -55791,18 +55497,12 @@
         </w:rPr>
         <w:t xml:space="preserve"> porque ele já está estabelecendo um contraste com o "Senhor" sobre esses senhores: Jesus (Veja: </w:t>
       </w:r>
-      <w:hyperlink r:id="rId45">
-        <w:r>
-          <w:rPr>
-            <w:lang w:val="pt_PT" w:bidi="pt_PT"/>
-          </w:rPr>
-          <w:rPr>
-            <w:color w:val="0000EE"/>
-            <w:u w:val="single"/>
-          </w:rPr>
-          <w:t>4.1</w:t>
-        </w:r>
-      </w:hyperlink>
+      <w:r>
+        <w:rPr>
+          <w:lang w:val="pt_PT" w:bidi="pt_PT"/>
+        </w:rPr>
+        <w:t>4.1</w:t>
+      </w:r>
       <w:r>
         <w:rPr>
           <w:lang w:val="pt_PT" w:bidi="pt_PT"/>
@@ -56044,18 +55744,12 @@
         </w:rPr>
         <w:t xml:space="preserve">Assim como em </w:t>
       </w:r>
-      <w:hyperlink r:id="rId46">
-        <w:r>
-          <w:rPr>
-            <w:lang w:val="pt_PT" w:bidi="pt_PT"/>
-          </w:rPr>
-          <w:rPr>
-            <w:color w:val="0000EE"/>
-            <w:u w:val="single"/>
-          </w:rPr>
-          <w:t>3.20</w:t>
-        </w:r>
-      </w:hyperlink>
+      <w:r>
+        <w:rPr>
+          <w:lang w:val="pt_PT" w:bidi="pt_PT"/>
+        </w:rPr>
+        <w:t>3.20</w:t>
+      </w:r>
       <w:r>
         <w:rPr>
           <w:lang w:val="pt_PT" w:bidi="pt_PT"/>
@@ -57537,18 +57231,12 @@
         </w:rPr>
         <w:t xml:space="preserve"> introduz uma razão pela qual os escravos devem obedecer como Paulo os comanda em </w:t>
       </w:r>
-      <w:hyperlink r:id="rId47">
-        <w:r>
-          <w:rPr>
-            <w:lang w:val="pt_PT" w:bidi="pt_PT"/>
-          </w:rPr>
-          <w:rPr>
-            <w:color w:val="0000EE"/>
-            <w:u w:val="single"/>
-          </w:rPr>
-          <w:t>3.22–23</w:t>
-        </w:r>
-      </w:hyperlink>
+      <w:r>
+        <w:rPr>
+          <w:lang w:val="pt_PT" w:bidi="pt_PT"/>
+        </w:rPr>
+        <w:t>3.22–23</w:t>
+      </w:r>
       <w:r>
         <w:rPr>
           <w:lang w:val="pt_PT" w:bidi="pt_PT"/>
@@ -58106,18 +57794,12 @@
         </w:rPr>
         <w:t xml:space="preserve"> introduz um apoio ao que já foi dito. Aqui, Paulo a utiliza para apresentar uma razão negativa para a obediência (ele já forneceu uma razão positiva em </w:t>
       </w:r>
-      <w:hyperlink r:id="rId48">
-        <w:r>
-          <w:rPr>
-            <w:lang w:val="pt_PT" w:bidi="pt_PT"/>
-          </w:rPr>
-          <w:rPr>
-            <w:color w:val="0000EE"/>
-            <w:u w:val="single"/>
-          </w:rPr>
-          <w:t>3.24</w:t>
-        </w:r>
-      </w:hyperlink>
+      <w:r>
+        <w:rPr>
+          <w:lang w:val="pt_PT" w:bidi="pt_PT"/>
+        </w:rPr>
+        <w:t>3.24</w:t>
+      </w:r>
       <w:r>
         <w:rPr>
           <w:lang w:val="pt_PT" w:bidi="pt_PT"/>
@@ -58289,18 +57971,12 @@
         </w:rPr>
         <w:t xml:space="preserve">. No entanto, ele direciona essa declaração geral aos escravos aos quais tem se dirigido (não aos senhores, já que ele não os aborda até </w:t>
       </w:r>
-      <w:hyperlink r:id="rId45">
-        <w:r>
-          <w:rPr>
-            <w:lang w:val="pt_PT" w:bidi="pt_PT"/>
-          </w:rPr>
-          <w:rPr>
-            <w:color w:val="0000EE"/>
-            <w:u w:val="single"/>
-          </w:rPr>
-          <w:t>4.1</w:t>
-        </w:r>
-      </w:hyperlink>
+      <w:r>
+        <w:rPr>
+          <w:lang w:val="pt_PT" w:bidi="pt_PT"/>
+        </w:rPr>
+        <w:t>4.1</w:t>
+      </w:r>
       <w:r>
         <w:rPr>
           <w:lang w:val="pt_PT" w:bidi="pt_PT"/>
@@ -59952,18 +59628,12 @@
         </w:rPr>
         <w:t xml:space="preserve"> ou ao mesmo tempo. Se for útil no seu idioma, você pode usar uma palavra ou frase que indique que os colossenses devem orar por Paulo ao mesmo tempo em que oram sobre outras coisas (as coisas mencionadas em </w:t>
       </w:r>
-      <w:hyperlink r:id="rId49">
-        <w:r>
-          <w:rPr>
-            <w:lang w:val="pt_PT" w:bidi="pt_PT"/>
-          </w:rPr>
-          <w:rPr>
-            <w:color w:val="0000EE"/>
-            <w:u w:val="single"/>
-          </w:rPr>
-          <w:t>4.2</w:t>
-        </w:r>
-      </w:hyperlink>
+      <w:r>
+        <w:rPr>
+          <w:lang w:val="pt_PT" w:bidi="pt_PT"/>
+        </w:rPr>
+        <w:t>4.2</w:t>
+      </w:r>
       <w:r>
         <w:rPr>
           <w:lang w:val="pt_PT" w:bidi="pt_PT"/>
@@ -60825,18 +60495,12 @@
         </w:rPr>
         <w:t xml:space="preserve"> de Cristo. Isso não significa que a mensagem seja difícil de entender, mas sim que não havia sido revelada anteriormente. Agora, no entanto, Paulo a “torna bem conhecida” (como diz </w:t>
       </w:r>
-      <w:hyperlink r:id="rId50">
-        <w:r>
-          <w:rPr>
-            <w:lang w:val="pt_PT" w:bidi="pt_PT"/>
-          </w:rPr>
-          <w:rPr>
-            <w:color w:val="0000EE"/>
-            <w:u w:val="single"/>
-          </w:rPr>
-          <w:t>4.4</w:t>
-        </w:r>
-      </w:hyperlink>
+      <w:r>
+        <w:rPr>
+          <w:lang w:val="pt_PT" w:bidi="pt_PT"/>
+        </w:rPr>
+        <w:t>4.4</w:t>
+      </w:r>
       <w:r>
         <w:rPr>
           <w:lang w:val="pt_PT" w:bidi="pt_PT"/>
@@ -61463,36 +61127,24 @@
         </w:rPr>
         <w:t xml:space="preserve"> poderia introduzir: (1) outra coisa pela qual os colossenses deveriam orar (além do que é dito em </w:t>
       </w:r>
-      <w:hyperlink r:id="rId51">
-        <w:r>
-          <w:rPr>
-            <w:lang w:val="pt_PT" w:bidi="pt_PT"/>
-          </w:rPr>
-          <w:rPr>
-            <w:color w:val="0000EE"/>
-            <w:u w:val="single"/>
-          </w:rPr>
-          <w:t>4.3</w:t>
-        </w:r>
-      </w:hyperlink>
+      <w:r>
+        <w:rPr>
+          <w:lang w:val="pt_PT" w:bidi="pt_PT"/>
+        </w:rPr>
+        <w:t>4.3</w:t>
+      </w:r>
       <w:r>
         <w:rPr>
           <w:lang w:val="pt_PT" w:bidi="pt_PT"/>
         </w:rPr>
         <w:t xml:space="preserve">). Tradução alternativa: “e que” ou “e pedindo que”; (2) outro propósito pelo qual os colossenses deveriam orar por Paulo (além do que é dito em </w:t>
       </w:r>
-      <w:hyperlink r:id="rId51">
-        <w:r>
-          <w:rPr>
-            <w:lang w:val="pt_PT" w:bidi="pt_PT"/>
-          </w:rPr>
-          <w:rPr>
-            <w:color w:val="0000EE"/>
-            <w:u w:val="single"/>
-          </w:rPr>
-          <w:t>4.3</w:t>
-        </w:r>
-      </w:hyperlink>
+      <w:r>
+        <w:rPr>
+          <w:lang w:val="pt_PT" w:bidi="pt_PT"/>
+        </w:rPr>
+        <w:t>4.3</w:t>
+      </w:r>
       <w:r>
         <w:rPr>
           <w:lang w:val="pt_PT" w:bidi="pt_PT"/>
@@ -62593,18 +62245,12 @@
         </w:rPr>
         <w:t>Este versículo oferece uma maneira pela qual Paulo deseja que os colossenses “sejam sábios na sua maneira de agir com os que não creem” (</w:t>
       </w:r>
-      <w:hyperlink r:id="rId52">
-        <w:r>
-          <w:rPr>
-            <w:lang w:val="pt_PT" w:bidi="pt_PT"/>
-          </w:rPr>
-          <w:rPr>
-            <w:color w:val="0000EE"/>
-            <w:u w:val="single"/>
-          </w:rPr>
-          <w:t>4.5</w:t>
-        </w:r>
-      </w:hyperlink>
+      <w:r>
+        <w:rPr>
+          <w:lang w:val="pt_PT" w:bidi="pt_PT"/>
+        </w:rPr>
+        <w:t>4.5</w:t>
+      </w:r>
       <w:r>
         <w:rPr>
           <w:lang w:val="pt_PT" w:bidi="pt_PT"/>
@@ -63289,18 +62935,12 @@
         </w:rPr>
         <w:t xml:space="preserve"> refere-se a indivíduos que seriam considerados parte de “os que não creem” (</w:t>
       </w:r>
-      <w:hyperlink r:id="rId52">
-        <w:r>
-          <w:rPr>
-            <w:lang w:val="pt_PT" w:bidi="pt_PT"/>
-          </w:rPr>
-          <w:rPr>
-            <w:color w:val="0000EE"/>
-            <w:u w:val="single"/>
-          </w:rPr>
-          <w:t>4.5</w:t>
-        </w:r>
-      </w:hyperlink>
+      <w:r>
+        <w:rPr>
+          <w:lang w:val="pt_PT" w:bidi="pt_PT"/>
+        </w:rPr>
+        <w:t>4.5</w:t>
+      </w:r>
       <w:r>
         <w:rPr>
           <w:lang w:val="pt_PT" w:bidi="pt_PT"/>
@@ -64600,18 +64240,12 @@
         </w:rPr>
         <w:t xml:space="preserve">Assim como a frase “todas as notícias minhas” em </w:t>
       </w:r>
-      <w:hyperlink r:id="rId53">
-        <w:r>
-          <w:rPr>
-            <w:lang w:val="pt_PT" w:bidi="pt_PT"/>
-          </w:rPr>
-          <w:rPr>
-            <w:color w:val="0000EE"/>
-            <w:u w:val="single"/>
-          </w:rPr>
-          <w:t>4.7</w:t>
-        </w:r>
-      </w:hyperlink>
+      <w:r>
+        <w:rPr>
+          <w:lang w:val="pt_PT" w:bidi="pt_PT"/>
+        </w:rPr>
+        <w:t>4.7</w:t>
+      </w:r>
       <w:r>
         <w:rPr>
           <w:lang w:val="pt_PT" w:bidi="pt_PT"/>
@@ -65441,36 +65075,24 @@
         </w:rPr>
         <w:t xml:space="preserve">Assim como as frases “todas as notícias minhas” em </w:t>
       </w:r>
-      <w:hyperlink r:id="rId53">
-        <w:r>
-          <w:rPr>
-            <w:lang w:val="pt_PT" w:bidi="pt_PT"/>
-          </w:rPr>
-          <w:rPr>
-            <w:color w:val="0000EE"/>
-            <w:u w:val="single"/>
-          </w:rPr>
-          <w:t>4.7</w:t>
-        </w:r>
-      </w:hyperlink>
+      <w:r>
+        <w:rPr>
+          <w:lang w:val="pt_PT" w:bidi="pt_PT"/>
+        </w:rPr>
+        <w:t>4.7</w:t>
+      </w:r>
       <w:r>
         <w:rPr>
           <w:lang w:val="pt_PT" w:bidi="pt_PT"/>
         </w:rPr>
         <w:t xml:space="preserve"> e “como todos nós vamos indo” em </w:t>
       </w:r>
-      <w:hyperlink r:id="rId54">
-        <w:r>
-          <w:rPr>
-            <w:lang w:val="pt_PT" w:bidi="pt_PT"/>
-          </w:rPr>
-          <w:rPr>
-            <w:color w:val="0000EE"/>
-            <w:u w:val="single"/>
-          </w:rPr>
-          <w:t>4.8</w:t>
-        </w:r>
-      </w:hyperlink>
+      <w:r>
+        <w:rPr>
+          <w:lang w:val="pt_PT" w:bidi="pt_PT"/>
+        </w:rPr>
+        <w:t>4.8</w:t>
+      </w:r>
       <w:r>
         <w:rPr>
           <w:lang w:val="pt_PT" w:bidi="pt_PT"/>
@@ -67528,18 +67150,12 @@
         </w:rPr>
         <w:t xml:space="preserve"> é o nome de um homem. Ele foi o primeiro a pregar as boas-novas ao povo em Colossos (Veja: </w:t>
       </w:r>
-      <w:hyperlink r:id="rId21">
-        <w:r>
-          <w:rPr>
-            <w:lang w:val="pt_PT" w:bidi="pt_PT"/>
-          </w:rPr>
-          <w:rPr>
-            <w:color w:val="0000EE"/>
-            <w:u w:val="single"/>
-          </w:rPr>
-          <w:t>Colossenses 1.7</w:t>
-        </w:r>
-      </w:hyperlink>
+      <w:r>
+        <w:rPr>
+          <w:lang w:val="pt_PT" w:bidi="pt_PT"/>
+        </w:rPr>
+        <w:t>Colossenses 1.7</w:t>
+      </w:r>
       <w:r>
         <w:rPr>
           <w:lang w:val="pt_PT" w:bidi="pt_PT"/>
@@ -68740,18 +68356,12 @@
         </w:rPr>
         <w:t xml:space="preserve"> introduz mais apoio às declarações de Paulo sobre Epafras no versículo anterior. Em </w:t>
       </w:r>
-      <w:hyperlink r:id="rId55">
-        <w:r>
-          <w:rPr>
-            <w:lang w:val="pt_PT" w:bidi="pt_PT"/>
-          </w:rPr>
-          <w:rPr>
-            <w:color w:val="0000EE"/>
-            <w:u w:val="single"/>
-          </w:rPr>
-          <w:t>4.12</w:t>
-        </w:r>
-      </w:hyperlink>
+      <w:r>
+        <w:rPr>
+          <w:lang w:val="pt_PT" w:bidi="pt_PT"/>
+        </w:rPr>
+        <w:t>4.12</w:t>
+      </w:r>
       <w:r>
         <w:rPr>
           <w:lang w:val="pt_PT" w:bidi="pt_PT"/>
@@ -69594,18 +69204,12 @@
         </w:rPr>
         <w:t xml:space="preserve">Como era costume nesta cultura, Paulo não apenas envia saudações das pessoas que estão com ele e que conhecem as pessoas para quem ele está escrevendo (como fez em </w:t>
       </w:r>
-      <w:hyperlink r:id="rId56">
-        <w:r>
-          <w:rPr>
-            <w:lang w:val="pt_PT" w:bidi="pt_PT"/>
-          </w:rPr>
-          <w:rPr>
-            <w:color w:val="0000EE"/>
-            <w:u w:val="single"/>
-          </w:rPr>
-          <w:t>4.10–14</w:t>
-        </w:r>
-      </w:hyperlink>
+      <w:r>
+        <w:rPr>
+          <w:lang w:val="pt_PT" w:bidi="pt_PT"/>
+        </w:rPr>
+        <w:t>4.10–14</w:t>
+      </w:r>
       <w:r>
         <w:rPr>
           <w:lang w:val="pt_PT" w:bidi="pt_PT"/>
@@ -70448,18 +70052,12 @@
         </w:rPr>
         <w:t>Além de pedir aos colossenses que mandem saudações a outros por ele (</w:t>
       </w:r>
-      <w:hyperlink r:id="rId57">
-        <w:r>
-          <w:rPr>
-            <w:lang w:val="pt_PT" w:bidi="pt_PT"/>
-          </w:rPr>
-          <w:rPr>
-            <w:color w:val="0000EE"/>
-            <w:u w:val="single"/>
-          </w:rPr>
-          <w:t>4.15</w:t>
-        </w:r>
-      </w:hyperlink>
+      <w:r>
+        <w:rPr>
+          <w:lang w:val="pt_PT" w:bidi="pt_PT"/>
+        </w:rPr>
+        <w:t>4.15</w:t>
+      </w:r>
       <w:r>
         <w:rPr>
           <w:lang w:val="pt_PT" w:bidi="pt_PT"/>

--- a/por/docx/51.content.docx
+++ b/por/docx/51.content.docx
@@ -7100,19 +7100,7 @@
         <w:rPr>
           <w:lang w:val="pt_PT" w:bidi="pt_PT"/>
         </w:rPr>
-        <w:t xml:space="preserve">Alguns manuscritos posteriores adicionam “pelo seu sangue” após "redenção". É muito provável que “pelo seu sangue” tenha sido adicionado acidentalmente devido à semelhança deste versículo com </w:t>
-      </w:r>
-      <w:r>
-        <w:rPr>
-          <w:lang w:val="pt_PT" w:bidi="pt_PT"/>
-        </w:rPr>
-        <w:t>1.7</w:t>
-      </w:r>
-      <w:r>
-        <w:rPr>
-          <w:lang w:val="pt_PT" w:bidi="pt_PT"/>
-        </w:rPr>
-        <w:t xml:space="preserve">, que inclui “pelo seu sangue”. Provavelmente, você não deve incluir “pelo seu sangue” na sua tradução. Algumas Bíblias em outros idiomas traduzem essa frase com uma expressão equivalente. </w:t>
+        <w:t xml:space="preserve">Alguns manuscritos posteriores adicionam “pelo seu sangue” após "redenção". É muito provável que “pelo seu sangue” tenha sido adicionado acidentalmente devido à semelhança deste versículo com 1.7, que inclui “pelo seu sangue”. Provavelmente, você não deve incluir “pelo seu sangue” na sua tradução. Algumas Bíblias em outros idiomas traduzem essa frase com uma expressão equivalente. </w:t>
       </w:r>
     </w:p>
     <w:p>
